--- a/Coding 1 - year/Unit 2 - Variables, Data Types & Expressions/Daily Lesson Plans/Word/Day 36.docx
+++ b/Coding 1 - year/Unit 2 - Variables, Data Types & Expressions/Daily Lesson Plans/Word/Day 36.docx
@@ -50,12 +50,15 @@
               </w:rPr>
               <w:t xml:space="preserve">Coding I — Full Year</w:t>
             </w:r>
-          </w:p>
-          <w:p>
-            <w:pPr>
-              <w:spacing w:before="40"/>
-              <w:jc w:val="center"/>
-            </w:pPr>
+            <w:r>
+              <w:rPr>
+                <w:rFonts w:ascii="Arial" w:cs="Arial" w:eastAsia="Arial" w:hAnsi="Arial"/>
+                <w:sz w:val="16"/>
+                <w:szCs w:val="16"/>
+              </w:rPr>
+              <w:br/>
+              <w:t xml:space="preserve"/>
+            </w:r>
             <w:r>
               <w:rPr>
                 <w:rFonts w:ascii="Arial" w:cs="Arial" w:eastAsia="Arial" w:hAnsi="Arial"/>
@@ -83,7 +86,7 @@
           <w:rFonts w:ascii="Arial" w:cs="Arial" w:eastAsia="Arial" w:hAnsi="Arial"/>
           <w:b/>
           <w:bCs/>
-          <w:color w:val="1F3864"/>
+          <w:color w:val="2B5797"/>
           <w:sz w:val="32"/>
           <w:szCs w:val="32"/>
         </w:rPr>
@@ -261,9 +264,9 @@
               <w:right w:val="single" w:color="CCCCCC" w:sz="1"/>
             </w:tcBorders>
             <w:tcMar>
-              <w:top w:type="dxa" w:w="60"/>
+              <w:top w:type="dxa" w:w="80"/>
               <w:left w:type="dxa" w:w="120"/>
-              <w:bottom w:type="dxa" w:w="60"/>
+              <w:bottom w:type="dxa" w:w="80"/>
               <w:right w:type="dxa" w:w="120"/>
             </w:tcMar>
           </w:tcPr>
@@ -290,20 +293,213 @@
               <w:right w:val="single" w:color="CCCCCC" w:sz="1"/>
             </w:tcBorders>
             <w:tcMar>
-              <w:top w:type="dxa" w:w="60"/>
+              <w:top w:type="dxa" w:w="80"/>
               <w:left w:type="dxa" w:w="120"/>
-              <w:bottom w:type="dxa" w:w="60"/>
+              <w:bottom w:type="dxa" w:w="80"/>
               <w:right w:type="dxa" w:w="120"/>
             </w:tcMar>
           </w:tcPr>
           <w:p>
-            <w:r>
-              <w:rPr>
-                <w:rFonts w:ascii="Arial" w:cs="Arial" w:eastAsia="Arial" w:hAnsi="Arial"/>
-                <w:sz w:val="20"/>
-                <w:szCs w:val="20"/>
+            <w:pPr>
+              <w:spacing w:after="80" w:before="80"/>
+            </w:pPr>
+            <w:r>
+              <w:rPr>
+                <w:rFonts w:ascii="Arial" w:cs="Arial" w:eastAsia="Arial" w:hAnsi="Arial"/>
+                <w:b/>
+                <w:bCs/>
+                <w:i w:val="false"/>
+                <w:iCs w:val="false"/>
+                <w:color w:val="000000"/>
+                <w:sz w:val="22"/>
+                <w:szCs w:val="22"/>
               </w:rPr>
               <w:t xml:space="preserve">Bell Ringer / Review</w:t>
+            </w:r>
+            <w:r>
+              <w:rPr>
+                <w:rFonts w:ascii="Arial" w:cs="Arial" w:eastAsia="Arial" w:hAnsi="Arial"/>
+                <w:sz w:val="20"/>
+                <w:szCs w:val="20"/>
+              </w:rPr>
+              <w:br/>
+              <w:t xml:space="preserve"/>
+            </w:r>
+            <w:r>
+              <w:rPr>
+                <w:rFonts w:ascii="Arial" w:cs="Arial" w:eastAsia="Arial" w:hAnsi="Arial"/>
+                <w:sz w:val="20"/>
+                <w:szCs w:val="20"/>
+              </w:rPr>
+              <w:br/>
+              <w:t xml:space="preserve"/>
+            </w:r>
+            <w:r>
+              <w:rPr>
+                <w:rFonts w:ascii="Arial" w:cs="Arial" w:eastAsia="Arial" w:hAnsi="Arial"/>
+                <w:b/>
+                <w:bCs/>
+                <w:i w:val="false"/>
+                <w:iCs w:val="false"/>
+                <w:color w:val="000000"/>
+                <w:sz w:val="20"/>
+                <w:szCs w:val="20"/>
+              </w:rPr>
+              <w:t xml:space="preserve">Quick Write </w:t>
+            </w:r>
+            <w:r>
+              <w:rPr>
+                <w:rFonts w:ascii="Arial" w:cs="Arial" w:eastAsia="Arial" w:hAnsi="Arial"/>
+                <w:b w:val="false"/>
+                <w:bCs w:val="false"/>
+                <w:i w:val="false"/>
+                <w:iCs w:val="false"/>
+                <w:color w:val="000000"/>
+                <w:sz w:val="20"/>
+                <w:szCs w:val="20"/>
+              </w:rPr>
+              <w:t xml:space="preserve">(3 min — written or verbal):</w:t>
+            </w:r>
+            <w:r>
+              <w:rPr>
+                <w:rFonts w:ascii="Arial" w:cs="Arial" w:eastAsia="Arial" w:hAnsi="Arial"/>
+                <w:sz w:val="20"/>
+                <w:szCs w:val="20"/>
+              </w:rPr>
+              <w:br/>
+              <w:t xml:space="preserve"/>
+            </w:r>
+            <w:r>
+              <w:rPr>
+                <w:rFonts w:ascii="Arial" w:cs="Arial" w:eastAsia="Arial" w:hAnsi="Arial"/>
+                <w:b w:val="false"/>
+                <w:bCs w:val="false"/>
+                <w:i w:val="false"/>
+                <w:iCs w:val="false"/>
+                <w:color w:val="000000"/>
+                <w:sz w:val="20"/>
+                <w:szCs w:val="20"/>
+              </w:rPr>
+              <w:t xml:space="preserve">    In your own words: Follow Python naming conventions and use constants to write clean, maintainable code?</w:t>
+            </w:r>
+            <w:r>
+              <w:rPr>
+                <w:rFonts w:ascii="Arial" w:cs="Arial" w:eastAsia="Arial" w:hAnsi="Arial"/>
+                <w:sz w:val="20"/>
+                <w:szCs w:val="20"/>
+              </w:rPr>
+              <w:br/>
+              <w:t xml:space="preserve"/>
+            </w:r>
+            <w:r>
+              <w:rPr>
+                <w:rFonts w:ascii="Arial" w:cs="Arial" w:eastAsia="Arial" w:hAnsi="Arial"/>
+                <w:sz w:val="20"/>
+                <w:szCs w:val="20"/>
+              </w:rPr>
+              <w:br/>
+              <w:t xml:space="preserve"/>
+            </w:r>
+            <w:r>
+              <w:rPr>
+                <w:rFonts w:ascii="Arial" w:cs="Arial" w:eastAsia="Arial" w:hAnsi="Arial"/>
+                <w:b/>
+                <w:bCs/>
+                <w:i w:val="false"/>
+                <w:iCs w:val="false"/>
+                <w:color w:val="000000"/>
+                <w:sz w:val="20"/>
+                <w:szCs w:val="20"/>
+              </w:rPr>
+              <w:t xml:space="preserve">Vocabulary Preview — </w:t>
+            </w:r>
+            <w:r>
+              <w:rPr>
+                <w:rFonts w:ascii="Arial" w:cs="Arial" w:eastAsia="Arial" w:hAnsi="Arial"/>
+                <w:b w:val="false"/>
+                <w:bCs w:val="false"/>
+                <w:i w:val="false"/>
+                <w:iCs w:val="false"/>
+                <w:color w:val="000000"/>
+                <w:sz w:val="20"/>
+                <w:szCs w:val="20"/>
+              </w:rPr>
+              <w:t xml:space="preserve">terms we'll use today:</w:t>
+            </w:r>
+            <w:r>
+              <w:rPr>
+                <w:rFonts w:ascii="Arial" w:cs="Arial" w:eastAsia="Arial" w:hAnsi="Arial"/>
+                <w:sz w:val="20"/>
+                <w:szCs w:val="20"/>
+              </w:rPr>
+              <w:br/>
+              <w:t xml:space="preserve"/>
+            </w:r>
+            <w:r>
+              <w:rPr>
+                <w:rFonts w:ascii="Arial" w:cs="Arial" w:eastAsia="Arial" w:hAnsi="Arial"/>
+                <w:b w:val="false"/>
+                <w:bCs w:val="false"/>
+                <w:i w:val="false"/>
+                <w:iCs w:val="false"/>
+                <w:color w:val="000000"/>
+                <w:sz w:val="20"/>
+                <w:szCs w:val="20"/>
+              </w:rPr>
+              <w:t xml:space="preserve">    • Naming conventions   •   Variables and functions   •   snake_case   •   Constants   •   UPPER_CASE   •   Why constants matter</w:t>
+            </w:r>
+            <w:r>
+              <w:rPr>
+                <w:rFonts w:ascii="Arial" w:cs="Arial" w:eastAsia="Arial" w:hAnsi="Arial"/>
+                <w:sz w:val="20"/>
+                <w:szCs w:val="20"/>
+              </w:rPr>
+              <w:br/>
+              <w:t xml:space="preserve"/>
+            </w:r>
+            <w:r>
+              <w:rPr>
+                <w:rFonts w:ascii="Arial" w:cs="Arial" w:eastAsia="Arial" w:hAnsi="Arial"/>
+                <w:sz w:val="20"/>
+                <w:szCs w:val="20"/>
+              </w:rPr>
+              <w:br/>
+              <w:t xml:space="preserve"/>
+            </w:r>
+            <w:r>
+              <w:rPr>
+                <w:rFonts w:ascii="Arial" w:cs="Arial" w:eastAsia="Arial" w:hAnsi="Arial"/>
+                <w:b w:val="false"/>
+                <w:bCs w:val="false"/>
+                <w:i/>
+                <w:iCs/>
+                <w:color w:val="444444"/>
+                <w:sz w:val="20"/>
+                <w:szCs w:val="20"/>
+              </w:rPr>
+              <w:t xml:space="preserve">Today's Goal: By the end of class you will be able to follow Python naming conventions and use constants to write clean, maintainable code.</w:t>
+            </w:r>
+            <w:r>
+              <w:rPr>
+                <w:rFonts w:ascii="Arial" w:cs="Arial" w:eastAsia="Arial" w:hAnsi="Arial"/>
+                <w:sz w:val="20"/>
+                <w:szCs w:val="20"/>
+              </w:rPr>
+              <w:br/>
+              <w:t xml:space="preserve"/>
+            </w:r>
+            <w:r>
+              <w:rPr>
+                <w:rFonts w:ascii="Arial" w:cs="Arial" w:eastAsia="Arial" w:hAnsi="Arial"/>
+                <w:b w:val="false"/>
+                <w:bCs w:val="false"/>
+                <w:i/>
+                <w:iCs/>
+                <w:color w:val="555555"/>
+                <w:sz w:val="20"/>
+                <w:szCs w:val="20"/>
+              </w:rPr>
+              <w:t xml:space="preserve">→ Pair-share your response, then 2–3 students share with the class.</w:t>
             </w:r>
           </w:p>
         </w:tc>
@@ -319,9 +515,9 @@
               <w:right w:val="single" w:color="CCCCCC" w:sz="1"/>
             </w:tcBorders>
             <w:tcMar>
-              <w:top w:type="dxa" w:w="60"/>
+              <w:top w:type="dxa" w:w="80"/>
               <w:left w:type="dxa" w:w="120"/>
-              <w:bottom w:type="dxa" w:w="60"/>
+              <w:bottom w:type="dxa" w:w="80"/>
               <w:right w:type="dxa" w:w="120"/>
             </w:tcMar>
           </w:tcPr>
@@ -348,20 +544,402 @@
               <w:right w:val="single" w:color="CCCCCC" w:sz="1"/>
             </w:tcBorders>
             <w:tcMar>
-              <w:top w:type="dxa" w:w="60"/>
+              <w:top w:type="dxa" w:w="80"/>
               <w:left w:type="dxa" w:w="120"/>
-              <w:bottom w:type="dxa" w:w="60"/>
+              <w:bottom w:type="dxa" w:w="80"/>
               <w:right w:type="dxa" w:w="120"/>
             </w:tcMar>
           </w:tcPr>
           <w:p>
-            <w:r>
-              <w:rPr>
-                <w:rFonts w:ascii="Arial" w:cs="Arial" w:eastAsia="Arial" w:hAnsi="Arial"/>
-                <w:sz w:val="20"/>
-                <w:szCs w:val="20"/>
-              </w:rPr>
-              <w:t xml:space="preserve">Mini Lesson: Constants and Naming Conventions — UPPER_CASE, snake_case</w:t>
+            <w:pPr>
+              <w:spacing w:after="80" w:before="80"/>
+            </w:pPr>
+            <w:r>
+              <w:rPr>
+                <w:rFonts w:ascii="Arial" w:cs="Arial" w:eastAsia="Arial" w:hAnsi="Arial"/>
+                <w:b/>
+                <w:bCs/>
+                <w:i w:val="false"/>
+                <w:iCs w:val="false"/>
+                <w:color w:val="000000"/>
+                <w:sz w:val="22"/>
+                <w:szCs w:val="22"/>
+              </w:rPr>
+              <w:t xml:space="preserve">Mini Lesson: </w:t>
+            </w:r>
+            <w:r>
+              <w:rPr>
+                <w:rFonts w:ascii="Arial" w:cs="Arial" w:eastAsia="Arial" w:hAnsi="Arial"/>
+                <w:b w:val="false"/>
+                <w:bCs w:val="false"/>
+                <w:i w:val="false"/>
+                <w:iCs w:val="false"/>
+                <w:color w:val="000000"/>
+                <w:sz w:val="22"/>
+                <w:szCs w:val="22"/>
+              </w:rPr>
+              <w:t xml:space="preserve">Constants and Naming Conventions — UPPER_CASE, snake_case</w:t>
+            </w:r>
+            <w:r>
+              <w:rPr>
+                <w:rFonts w:ascii="Arial" w:cs="Arial" w:eastAsia="Arial" w:hAnsi="Arial"/>
+                <w:sz w:val="20"/>
+                <w:szCs w:val="20"/>
+              </w:rPr>
+              <w:br/>
+              <w:t xml:space="preserve"/>
+            </w:r>
+            <w:r>
+              <w:rPr>
+                <w:rFonts w:ascii="Arial" w:cs="Arial" w:eastAsia="Arial" w:hAnsi="Arial"/>
+                <w:sz w:val="20"/>
+                <w:szCs w:val="20"/>
+              </w:rPr>
+              <w:br/>
+              <w:t xml:space="preserve"/>
+            </w:r>
+            <w:r>
+              <w:rPr>
+                <w:rFonts w:ascii="Arial" w:cs="Arial" w:eastAsia="Arial" w:hAnsi="Arial"/>
+                <w:b/>
+                <w:bCs/>
+                <w:i/>
+                <w:iCs/>
+                <w:color w:val="000000"/>
+                <w:sz w:val="20"/>
+                <w:szCs w:val="20"/>
+              </w:rPr>
+              <w:t xml:space="preserve">Learning Target: </w:t>
+            </w:r>
+            <w:r>
+              <w:rPr>
+                <w:rFonts w:ascii="Arial" w:cs="Arial" w:eastAsia="Arial" w:hAnsi="Arial"/>
+                <w:b w:val="false"/>
+                <w:bCs w:val="false"/>
+                <w:i/>
+                <w:iCs/>
+                <w:color w:val="333333"/>
+                <w:sz w:val="20"/>
+                <w:szCs w:val="20"/>
+              </w:rPr>
+              <w:t xml:space="preserve">I can follow Python naming conventions and use constants to write clean, maintainable code.</w:t>
+            </w:r>
+            <w:r>
+              <w:rPr>
+                <w:rFonts w:ascii="Arial" w:cs="Arial" w:eastAsia="Arial" w:hAnsi="Arial"/>
+                <w:sz w:val="20"/>
+                <w:szCs w:val="20"/>
+              </w:rPr>
+              <w:br/>
+              <w:t xml:space="preserve"/>
+            </w:r>
+            <w:r>
+              <w:rPr>
+                <w:rFonts w:ascii="Arial" w:cs="Arial" w:eastAsia="Arial" w:hAnsi="Arial"/>
+                <w:sz w:val="20"/>
+                <w:szCs w:val="20"/>
+              </w:rPr>
+              <w:br/>
+              <w:t xml:space="preserve"/>
+            </w:r>
+            <w:r>
+              <w:rPr>
+                <w:rFonts w:ascii="Arial" w:cs="Arial" w:eastAsia="Arial" w:hAnsi="Arial"/>
+                <w:b w:val="false"/>
+                <w:bCs w:val="false"/>
+                <w:i w:val="false"/>
+                <w:iCs w:val="false"/>
+                <w:color w:val="000000"/>
+                <w:sz w:val="20"/>
+                <w:szCs w:val="20"/>
+              </w:rPr>
+              <w:t xml:space="preserve">Naming conventions make code more readable and help other programmers (and your future self) understand your code quickly.</w:t>
+            </w:r>
+            <w:r>
+              <w:rPr>
+                <w:rFonts w:ascii="Arial" w:cs="Arial" w:eastAsia="Arial" w:hAnsi="Arial"/>
+                <w:sz w:val="20"/>
+                <w:szCs w:val="20"/>
+              </w:rPr>
+              <w:br/>
+              <w:t xml:space="preserve"/>
+            </w:r>
+            <w:r>
+              <w:rPr>
+                <w:rFonts w:ascii="Arial" w:cs="Arial" w:eastAsia="Arial" w:hAnsi="Arial"/>
+                <w:b w:val="false"/>
+                <w:bCs w:val="false"/>
+                <w:i w:val="false"/>
+                <w:iCs w:val="false"/>
+                <w:color w:val="000000"/>
+                <w:sz w:val="20"/>
+                <w:szCs w:val="20"/>
+              </w:rPr>
+              <w:t xml:space="preserve">Variables and functions use snake_case: first_name, calculate_total, user_age. Letters are lowercase, words separated by underscores. Never use spaces or hyphens.</w:t>
+            </w:r>
+            <w:r>
+              <w:rPr>
+                <w:rFonts w:ascii="Arial" w:cs="Arial" w:eastAsia="Arial" w:hAnsi="Arial"/>
+                <w:sz w:val="20"/>
+                <w:szCs w:val="20"/>
+              </w:rPr>
+              <w:br/>
+              <w:t xml:space="preserve"/>
+            </w:r>
+            <w:r>
+              <w:rPr>
+                <w:rFonts w:ascii="Arial" w:cs="Arial" w:eastAsia="Arial" w:hAnsi="Arial"/>
+                <w:sz w:val="20"/>
+                <w:szCs w:val="20"/>
+              </w:rPr>
+              <w:br/>
+              <w:t xml:space="preserve"/>
+            </w:r>
+            <w:r>
+              <w:rPr>
+                <w:rFonts w:ascii="Arial" w:cs="Arial" w:eastAsia="Arial" w:hAnsi="Arial"/>
+                <w:b/>
+                <w:bCs/>
+                <w:i w:val="false"/>
+                <w:iCs w:val="false"/>
+                <w:color w:val="000000"/>
+                <w:sz w:val="20"/>
+                <w:szCs w:val="20"/>
+              </w:rPr>
+              <w:t xml:space="preserve">Key Concepts:</w:t>
+            </w:r>
+            <w:r>
+              <w:rPr>
+                <w:rFonts w:ascii="Arial" w:cs="Arial" w:eastAsia="Arial" w:hAnsi="Arial"/>
+                <w:sz w:val="20"/>
+                <w:szCs w:val="20"/>
+              </w:rPr>
+              <w:br/>
+              <w:t xml:space="preserve"/>
+            </w:r>
+            <w:r>
+              <w:rPr>
+                <w:rFonts w:ascii="Arial" w:cs="Arial" w:eastAsia="Arial" w:hAnsi="Arial"/>
+                <w:b w:val="false"/>
+                <w:bCs w:val="false"/>
+                <w:i w:val="false"/>
+                <w:iCs w:val="false"/>
+                <w:color w:val="000000"/>
+                <w:sz w:val="20"/>
+                <w:szCs w:val="20"/>
+              </w:rPr>
+              <w:t xml:space="preserve">    • Use descriptive names: score not s, employee_salary not es</w:t>
+            </w:r>
+            <w:r>
+              <w:rPr>
+                <w:rFonts w:ascii="Arial" w:cs="Arial" w:eastAsia="Arial" w:hAnsi="Arial"/>
+                <w:sz w:val="20"/>
+                <w:szCs w:val="20"/>
+              </w:rPr>
+              <w:br/>
+              <w:t xml:space="preserve"/>
+            </w:r>
+            <w:r>
+              <w:rPr>
+                <w:rFonts w:ascii="Arial" w:cs="Arial" w:eastAsia="Arial" w:hAnsi="Arial"/>
+                <w:b w:val="false"/>
+                <w:bCs w:val="false"/>
+                <w:i w:val="false"/>
+                <w:iCs w:val="false"/>
+                <w:color w:val="000000"/>
+                <w:sz w:val="20"/>
+                <w:szCs w:val="20"/>
+              </w:rPr>
+              <w:t xml:space="preserve">    • Use lowercase for variables: temperature, user_input</w:t>
+            </w:r>
+            <w:r>
+              <w:rPr>
+                <w:rFonts w:ascii="Arial" w:cs="Arial" w:eastAsia="Arial" w:hAnsi="Arial"/>
+                <w:sz w:val="20"/>
+                <w:szCs w:val="20"/>
+              </w:rPr>
+              <w:br/>
+              <w:t xml:space="preserve"/>
+            </w:r>
+            <w:r>
+              <w:rPr>
+                <w:rFonts w:ascii="Arial" w:cs="Arial" w:eastAsia="Arial" w:hAnsi="Arial"/>
+                <w:b w:val="false"/>
+                <w:bCs w:val="false"/>
+                <w:i w:val="false"/>
+                <w:iCs w:val="false"/>
+                <w:color w:val="000000"/>
+                <w:sz w:val="20"/>
+                <w:szCs w:val="20"/>
+              </w:rPr>
+              <w:t xml:space="preserve">    • Use UPPER_CASE for constants: FREEZING_POINT = 32, SPEED_OF_LIGHT = 299792458</w:t>
+            </w:r>
+            <w:r>
+              <w:rPr>
+                <w:rFonts w:ascii="Arial" w:cs="Arial" w:eastAsia="Arial" w:hAnsi="Arial"/>
+                <w:sz w:val="20"/>
+                <w:szCs w:val="20"/>
+              </w:rPr>
+              <w:br/>
+              <w:t xml:space="preserve"/>
+            </w:r>
+            <w:r>
+              <w:rPr>
+                <w:rFonts w:ascii="Arial" w:cs="Arial" w:eastAsia="Arial" w:hAnsi="Arial"/>
+                <w:b w:val="false"/>
+                <w:bCs w:val="false"/>
+                <w:i w:val="false"/>
+                <w:iCs w:val="false"/>
+                <w:color w:val="000000"/>
+                <w:sz w:val="20"/>
+                <w:szCs w:val="20"/>
+              </w:rPr>
+              <w:t xml:space="preserve">    • Avoid single-letter variables except in loops (even then, descriptive is better)</w:t>
+            </w:r>
+            <w:r>
+              <w:rPr>
+                <w:rFonts w:ascii="Arial" w:cs="Arial" w:eastAsia="Arial" w:hAnsi="Arial"/>
+                <w:sz w:val="20"/>
+                <w:szCs w:val="20"/>
+              </w:rPr>
+              <w:br/>
+              <w:t xml:space="preserve"/>
+            </w:r>
+            <w:r>
+              <w:rPr>
+                <w:rFonts w:ascii="Arial" w:cs="Arial" w:eastAsia="Arial" w:hAnsi="Arial"/>
+                <w:b w:val="false"/>
+                <w:bCs w:val="false"/>
+                <w:i w:val="false"/>
+                <w:iCs w:val="false"/>
+                <w:color w:val="000000"/>
+                <w:sz w:val="20"/>
+                <w:szCs w:val="20"/>
+              </w:rPr>
+              <w:t xml:space="preserve">    • Don't use reserved words: for, if, while, print (these are keywords)</w:t>
+            </w:r>
+            <w:r>
+              <w:rPr>
+                <w:rFonts w:ascii="Arial" w:cs="Arial" w:eastAsia="Arial" w:hAnsi="Arial"/>
+                <w:sz w:val="20"/>
+                <w:szCs w:val="20"/>
+              </w:rPr>
+              <w:br/>
+              <w:t xml:space="preserve"/>
+            </w:r>
+            <w:r>
+              <w:rPr>
+                <w:rFonts w:ascii="Arial" w:cs="Arial" w:eastAsia="Arial" w:hAnsi="Arial"/>
+                <w:sz w:val="20"/>
+                <w:szCs w:val="20"/>
+              </w:rPr>
+              <w:br/>
+              <w:t xml:space="preserve"/>
+            </w:r>
+            <w:r>
+              <w:rPr>
+                <w:rFonts w:ascii="Arial" w:cs="Arial" w:eastAsia="Arial" w:hAnsi="Arial"/>
+                <w:b/>
+                <w:bCs/>
+                <w:i w:val="false"/>
+                <w:iCs w:val="false"/>
+                <w:color w:val="000000"/>
+                <w:sz w:val="20"/>
+                <w:szCs w:val="20"/>
+              </w:rPr>
+              <w:t xml:space="preserve">Vocabulary: </w:t>
+            </w:r>
+            <w:r>
+              <w:rPr>
+                <w:rFonts w:ascii="Arial" w:cs="Arial" w:eastAsia="Arial" w:hAnsi="Arial"/>
+                <w:b w:val="false"/>
+                <w:bCs w:val="false"/>
+                <w:i w:val="false"/>
+                <w:iCs w:val="false"/>
+                <w:color w:val="000000"/>
+                <w:sz w:val="20"/>
+                <w:szCs w:val="20"/>
+              </w:rPr>
+              <w:t xml:space="preserve">Naming conventions, Variables and functions, snake_case, Constants, UPPER_CASE, Why constants matter</w:t>
+            </w:r>
+            <w:r>
+              <w:rPr>
+                <w:rFonts w:ascii="Arial" w:cs="Arial" w:eastAsia="Arial" w:hAnsi="Arial"/>
+                <w:sz w:val="20"/>
+                <w:szCs w:val="20"/>
+              </w:rPr>
+              <w:br/>
+              <w:t xml:space="preserve"/>
+            </w:r>
+            <w:r>
+              <w:rPr>
+                <w:rFonts w:ascii="Arial" w:cs="Arial" w:eastAsia="Arial" w:hAnsi="Arial"/>
+                <w:sz w:val="20"/>
+                <w:szCs w:val="20"/>
+              </w:rPr>
+              <w:br/>
+              <w:t xml:space="preserve"/>
+            </w:r>
+            <w:r>
+              <w:rPr>
+                <w:rFonts w:ascii="Arial" w:cs="Arial" w:eastAsia="Arial" w:hAnsi="Arial"/>
+                <w:b/>
+                <w:bCs/>
+                <w:i/>
+                <w:iCs/>
+                <w:color w:val="555555"/>
+                <w:sz w:val="20"/>
+                <w:szCs w:val="20"/>
+              </w:rPr>
+              <w:t xml:space="preserve">→ Live Demo — </w:t>
+            </w:r>
+            <w:r>
+              <w:rPr>
+                <w:rFonts w:ascii="Arial" w:cs="Arial" w:eastAsia="Arial" w:hAnsi="Arial"/>
+                <w:b w:val="false"/>
+                <w:bCs w:val="false"/>
+                <w:i/>
+                <w:iCs/>
+                <w:color w:val="555555"/>
+                <w:sz w:val="20"/>
+                <w:szCs w:val="20"/>
+              </w:rPr>
+              <w:t xml:space="preserve">type examples as students follow along in their own editor.</w:t>
+            </w:r>
+            <w:r>
+              <w:rPr>
+                <w:rFonts w:ascii="Arial" w:cs="Arial" w:eastAsia="Arial" w:hAnsi="Arial"/>
+                <w:sz w:val="20"/>
+                <w:szCs w:val="20"/>
+              </w:rPr>
+              <w:br/>
+              <w:t xml:space="preserve"/>
+            </w:r>
+            <w:r>
+              <w:rPr>
+                <w:rFonts w:ascii="Arial" w:cs="Arial" w:eastAsia="Arial" w:hAnsi="Arial"/>
+                <w:b/>
+                <w:bCs/>
+                <w:i/>
+                <w:iCs/>
+                <w:color w:val="555555"/>
+                <w:sz w:val="20"/>
+                <w:szCs w:val="20"/>
+              </w:rPr>
+              <w:t xml:space="preserve">→ Check for Understanding: </w:t>
+            </w:r>
+            <w:r>
+              <w:rPr>
+                <w:rFonts w:ascii="Arial" w:cs="Arial" w:eastAsia="Arial" w:hAnsi="Arial"/>
+                <w:b w:val="false"/>
+                <w:bCs w:val="false"/>
+                <w:i/>
+                <w:iCs/>
+                <w:color w:val="555555"/>
+                <w:sz w:val="20"/>
+                <w:szCs w:val="20"/>
+              </w:rPr>
+              <w:t xml:space="preserve">pause and cold-call: “Can someone explain what we just did in their own words?”</w:t>
             </w:r>
           </w:p>
         </w:tc>
@@ -377,9 +955,9 @@
               <w:right w:val="single" w:color="CCCCCC" w:sz="1"/>
             </w:tcBorders>
             <w:tcMar>
-              <w:top w:type="dxa" w:w="60"/>
+              <w:top w:type="dxa" w:w="80"/>
               <w:left w:type="dxa" w:w="120"/>
-              <w:bottom w:type="dxa" w:w="60"/>
+              <w:bottom w:type="dxa" w:w="80"/>
               <w:right w:type="dxa" w:w="120"/>
             </w:tcMar>
           </w:tcPr>
@@ -406,20 +984,90 @@
               <w:right w:val="single" w:color="CCCCCC" w:sz="1"/>
             </w:tcBorders>
             <w:tcMar>
-              <w:top w:type="dxa" w:w="60"/>
+              <w:top w:type="dxa" w:w="80"/>
               <w:left w:type="dxa" w:w="120"/>
-              <w:bottom w:type="dxa" w:w="60"/>
+              <w:bottom w:type="dxa" w:w="80"/>
               <w:right w:type="dxa" w:w="120"/>
             </w:tcMar>
           </w:tcPr>
           <w:p>
-            <w:r>
-              <w:rPr>
-                <w:rFonts w:ascii="Arial" w:cs="Arial" w:eastAsia="Arial" w:hAnsi="Arial"/>
-                <w:sz w:val="20"/>
-                <w:szCs w:val="20"/>
+            <w:pPr>
+              <w:spacing w:after="80" w:before="80"/>
+            </w:pPr>
+            <w:r>
+              <w:rPr>
+                <w:rFonts w:ascii="Arial" w:cs="Arial" w:eastAsia="Arial" w:hAnsi="Arial"/>
+                <w:b/>
+                <w:bCs/>
+                <w:i w:val="false"/>
+                <w:iCs w:val="false"/>
+                <w:color w:val="000000"/>
+                <w:sz w:val="22"/>
+                <w:szCs w:val="22"/>
               </w:rPr>
               <w:t xml:space="preserve">Guided Practice</w:t>
+            </w:r>
+            <w:r>
+              <w:rPr>
+                <w:rFonts w:ascii="Arial" w:cs="Arial" w:eastAsia="Arial" w:hAnsi="Arial"/>
+                <w:sz w:val="20"/>
+                <w:szCs w:val="20"/>
+              </w:rPr>
+              <w:br/>
+              <w:t xml:space="preserve"/>
+            </w:r>
+            <w:r>
+              <w:rPr>
+                <w:rFonts w:ascii="Arial" w:cs="Arial" w:eastAsia="Arial" w:hAnsi="Arial"/>
+                <w:sz w:val="20"/>
+                <w:szCs w:val="20"/>
+              </w:rPr>
+              <w:br/>
+              <w:t xml:space="preserve"/>
+            </w:r>
+            <w:r>
+              <w:rPr>
+                <w:rFonts w:ascii="Arial" w:cs="Arial" w:eastAsia="Arial" w:hAnsi="Arial"/>
+                <w:b w:val="false"/>
+                <w:bCs w:val="false"/>
+                <w:i w:val="false"/>
+                <w:iCs w:val="false"/>
+                <w:color w:val="000000"/>
+                <w:sz w:val="20"/>
+                <w:szCs w:val="20"/>
+              </w:rPr>
+              <w:t xml:space="preserve">1. Rewrite a previous program using proper naming conventions.</w:t>
+            </w:r>
+            <w:r>
+              <w:rPr>
+                <w:rFonts w:ascii="Arial" w:cs="Arial" w:eastAsia="Arial" w:hAnsi="Arial"/>
+                <w:sz w:val="20"/>
+                <w:szCs w:val="20"/>
+              </w:rPr>
+              <w:br/>
+              <w:t xml:space="preserve"/>
+            </w:r>
+            <w:r>
+              <w:rPr>
+                <w:rFonts w:ascii="Arial" w:cs="Arial" w:eastAsia="Arial" w:hAnsi="Arial"/>
+                <w:sz w:val="20"/>
+                <w:szCs w:val="20"/>
+              </w:rPr>
+              <w:br/>
+              <w:t xml:space="preserve"/>
+            </w:r>
+            <w:r>
+              <w:rPr>
+                <w:rFonts w:ascii="Arial" w:cs="Arial" w:eastAsia="Arial" w:hAnsi="Arial"/>
+                <w:b w:val="false"/>
+                <w:bCs w:val="false"/>
+                <w:i/>
+                <w:iCs/>
+                <w:color w:val="555555"/>
+                <w:sz w:val="20"/>
+                <w:szCs w:val="20"/>
+              </w:rPr>
+              <w:t xml:space="preserve">→ Teacher models — students try alongside, then compare results.</w:t>
             </w:r>
           </w:p>
         </w:tc>
@@ -435,9 +1083,9 @@
               <w:right w:val="single" w:color="CCCCCC" w:sz="1"/>
             </w:tcBorders>
             <w:tcMar>
-              <w:top w:type="dxa" w:w="60"/>
+              <w:top w:type="dxa" w:w="80"/>
               <w:left w:type="dxa" w:w="120"/>
-              <w:bottom w:type="dxa" w:w="60"/>
+              <w:bottom w:type="dxa" w:w="80"/>
               <w:right w:type="dxa" w:w="120"/>
             </w:tcMar>
           </w:tcPr>
@@ -450,7 +1098,7 @@
                 <w:sz w:val="20"/>
                 <w:szCs w:val="20"/>
               </w:rPr>
-              <w:t xml:space="preserve">15-20 min</w:t>
+              <w:t xml:space="preserve">15–20 min</w:t>
             </w:r>
           </w:p>
         </w:tc>
@@ -464,20 +1112,164 @@
               <w:right w:val="single" w:color="CCCCCC" w:sz="1"/>
             </w:tcBorders>
             <w:tcMar>
-              <w:top w:type="dxa" w:w="60"/>
+              <w:top w:type="dxa" w:w="80"/>
               <w:left w:type="dxa" w:w="120"/>
-              <w:bottom w:type="dxa" w:w="60"/>
+              <w:bottom w:type="dxa" w:w="80"/>
               <w:right w:type="dxa" w:w="120"/>
             </w:tcMar>
           </w:tcPr>
           <w:p>
-            <w:r>
-              <w:rPr>
-                <w:rFonts w:ascii="Arial" w:cs="Arial" w:eastAsia="Arial" w:hAnsi="Arial"/>
-                <w:sz w:val="20"/>
-                <w:szCs w:val="20"/>
+            <w:pPr>
+              <w:spacing w:after="80" w:before="80"/>
+            </w:pPr>
+            <w:r>
+              <w:rPr>
+                <w:rFonts w:ascii="Arial" w:cs="Arial" w:eastAsia="Arial" w:hAnsi="Arial"/>
+                <w:b/>
+                <w:bCs/>
+                <w:i w:val="false"/>
+                <w:iCs w:val="false"/>
+                <w:color w:val="000000"/>
+                <w:sz w:val="22"/>
+                <w:szCs w:val="22"/>
               </w:rPr>
               <w:t xml:space="preserve">Independent Practice / Code Along</w:t>
+            </w:r>
+            <w:r>
+              <w:rPr>
+                <w:rFonts w:ascii="Arial" w:cs="Arial" w:eastAsia="Arial" w:hAnsi="Arial"/>
+                <w:sz w:val="20"/>
+                <w:szCs w:val="20"/>
+              </w:rPr>
+              <w:br/>
+              <w:t xml:space="preserve"/>
+            </w:r>
+            <w:r>
+              <w:rPr>
+                <w:rFonts w:ascii="Arial" w:cs="Arial" w:eastAsia="Arial" w:hAnsi="Arial"/>
+                <w:b/>
+                <w:bCs/>
+                <w:i w:val="false"/>
+                <w:iCs w:val="false"/>
+                <w:color w:val="000000"/>
+                <w:sz w:val="20"/>
+                <w:szCs w:val="20"/>
+              </w:rPr>
+              <w:t xml:space="preserve">    Beginner: </w:t>
+            </w:r>
+            <w:r>
+              <w:rPr>
+                <w:rFonts w:ascii="Arial" w:cs="Arial" w:eastAsia="Arial" w:hAnsi="Arial"/>
+                <w:b w:val="false"/>
+                <w:bCs w:val="false"/>
+                <w:i w:val="false"/>
+                <w:iCs w:val="false"/>
+                <w:color w:val="000000"/>
+                <w:sz w:val="20"/>
+                <w:szCs w:val="20"/>
+              </w:rPr>
+              <w:t xml:space="preserve">Rewrite this program with proper naming and constants:</w:t>
+            </w:r>
+            <w:r>
+              <w:rPr>
+                <w:rFonts w:ascii="Arial" w:cs="Arial" w:eastAsia="Arial" w:hAnsi="Arial"/>
+                <w:sz w:val="20"/>
+                <w:szCs w:val="20"/>
+              </w:rPr>
+              <w:br/>
+              <w:t xml:space="preserve"/>
+            </w:r>
+            <w:r>
+              <w:rPr>
+                <w:rFonts w:ascii="Arial" w:cs="Arial" w:eastAsia="Arial" w:hAnsi="Arial"/>
+                <w:b/>
+                <w:bCs/>
+                <w:i w:val="false"/>
+                <w:iCs w:val="false"/>
+                <w:color w:val="000000"/>
+                <w:sz w:val="20"/>
+                <w:szCs w:val="20"/>
+              </w:rPr>
+              <w:t xml:space="preserve">    Intermediate: </w:t>
+            </w:r>
+            <w:r>
+              <w:rPr>
+                <w:rFonts w:ascii="Arial" w:cs="Arial" w:eastAsia="Arial" w:hAnsi="Arial"/>
+                <w:b w:val="false"/>
+                <w:bCs w:val="false"/>
+                <w:i w:val="false"/>
+                <w:iCs w:val="false"/>
+                <w:color w:val="000000"/>
+                <w:sz w:val="20"/>
+                <w:szCs w:val="20"/>
+              </w:rPr>
+              <w:t xml:space="preserve">Write a program for calculating tip with good naming: - Ask for bill amount, tip percentage, and party size - Use constants for tip percenta…</w:t>
+            </w:r>
+            <w:r>
+              <w:rPr>
+                <w:rFonts w:ascii="Arial" w:cs="Arial" w:eastAsia="Arial" w:hAnsi="Arial"/>
+                <w:sz w:val="20"/>
+                <w:szCs w:val="20"/>
+              </w:rPr>
+              <w:br/>
+              <w:t xml:space="preserve"/>
+            </w:r>
+            <w:r>
+              <w:rPr>
+                <w:rFonts w:ascii="Arial" w:cs="Arial" w:eastAsia="Arial" w:hAnsi="Arial"/>
+                <w:b/>
+                <w:bCs/>
+                <w:i w:val="false"/>
+                <w:iCs w:val="false"/>
+                <w:color w:val="000000"/>
+                <w:sz w:val="20"/>
+                <w:szCs w:val="20"/>
+              </w:rPr>
+              <w:t xml:space="preserve">    Challenge: </w:t>
+            </w:r>
+            <w:r>
+              <w:rPr>
+                <w:rFonts w:ascii="Arial" w:cs="Arial" w:eastAsia="Arial" w:hAnsi="Arial"/>
+                <w:b w:val="false"/>
+                <w:bCs w:val="false"/>
+                <w:i w:val="false"/>
+                <w:iCs w:val="false"/>
+                <w:color w:val="000000"/>
+                <w:sz w:val="20"/>
+                <w:szCs w:val="20"/>
+              </w:rPr>
+              <w:t xml:space="preserve">Write a program that uses at least 5 constants and 10 variables with clear, descriptive names. Calculate something complex (grade calculatio…</w:t>
+            </w:r>
+            <w:r>
+              <w:rPr>
+                <w:rFonts w:ascii="Arial" w:cs="Arial" w:eastAsia="Arial" w:hAnsi="Arial"/>
+                <w:sz w:val="20"/>
+                <w:szCs w:val="20"/>
+              </w:rPr>
+              <w:br/>
+              <w:t xml:space="preserve"/>
+            </w:r>
+            <w:r>
+              <w:rPr>
+                <w:rFonts w:ascii="Arial" w:cs="Arial" w:eastAsia="Arial" w:hAnsi="Arial"/>
+                <w:sz w:val="20"/>
+                <w:szCs w:val="20"/>
+              </w:rPr>
+              <w:br/>
+              <w:t xml:space="preserve"/>
+            </w:r>
+            <w:r>
+              <w:rPr>
+                <w:rFonts w:ascii="Arial" w:cs="Arial" w:eastAsia="Arial" w:hAnsi="Arial"/>
+                <w:b w:val="false"/>
+                <w:bCs w:val="false"/>
+                <w:i/>
+                <w:iCs/>
+                <w:color w:val="555555"/>
+                <w:sz w:val="20"/>
+                <w:szCs w:val="20"/>
+              </w:rPr>
+              <w:t xml:space="preserve">→ Teacher circulates — offer hints, check for understanding.</w:t>
             </w:r>
           </w:p>
         </w:tc>
@@ -493,9 +1285,9 @@
               <w:right w:val="single" w:color="CCCCCC" w:sz="1"/>
             </w:tcBorders>
             <w:tcMar>
-              <w:top w:type="dxa" w:w="60"/>
+              <w:top w:type="dxa" w:w="80"/>
               <w:left w:type="dxa" w:w="120"/>
-              <w:bottom w:type="dxa" w:w="60"/>
+              <w:bottom w:type="dxa" w:w="80"/>
               <w:right w:type="dxa" w:w="120"/>
             </w:tcMar>
           </w:tcPr>
@@ -522,20 +1314,90 @@
               <w:right w:val="single" w:color="CCCCCC" w:sz="1"/>
             </w:tcBorders>
             <w:tcMar>
-              <w:top w:type="dxa" w:w="60"/>
+              <w:top w:type="dxa" w:w="80"/>
               <w:left w:type="dxa" w:w="120"/>
-              <w:bottom w:type="dxa" w:w="60"/>
+              <w:bottom w:type="dxa" w:w="80"/>
               <w:right w:type="dxa" w:w="120"/>
             </w:tcMar>
           </w:tcPr>
           <w:p>
-            <w:r>
-              <w:rPr>
-                <w:rFonts w:ascii="Arial" w:cs="Arial" w:eastAsia="Arial" w:hAnsi="Arial"/>
-                <w:sz w:val="20"/>
-                <w:szCs w:val="20"/>
+            <w:pPr>
+              <w:spacing w:after="80" w:before="80"/>
+            </w:pPr>
+            <w:r>
+              <w:rPr>
+                <w:rFonts w:ascii="Arial" w:cs="Arial" w:eastAsia="Arial" w:hAnsi="Arial"/>
+                <w:b/>
+                <w:bCs/>
+                <w:i w:val="false"/>
+                <w:iCs w:val="false"/>
+                <w:color w:val="000000"/>
+                <w:sz w:val="22"/>
+                <w:szCs w:val="22"/>
               </w:rPr>
               <w:t xml:space="preserve">Exit Ticket / Wrap-Up</w:t>
+            </w:r>
+            <w:r>
+              <w:rPr>
+                <w:rFonts w:ascii="Arial" w:cs="Arial" w:eastAsia="Arial" w:hAnsi="Arial"/>
+                <w:sz w:val="20"/>
+                <w:szCs w:val="20"/>
+              </w:rPr>
+              <w:br/>
+              <w:t xml:space="preserve"/>
+            </w:r>
+            <w:r>
+              <w:rPr>
+                <w:rFonts w:ascii="Arial" w:cs="Arial" w:eastAsia="Arial" w:hAnsi="Arial"/>
+                <w:sz w:val="20"/>
+                <w:szCs w:val="20"/>
+              </w:rPr>
+              <w:br/>
+              <w:t xml:space="preserve"/>
+            </w:r>
+            <w:r>
+              <w:rPr>
+                <w:rFonts w:ascii="Arial" w:cs="Arial" w:eastAsia="Arial" w:hAnsi="Arial"/>
+                <w:b w:val="false"/>
+                <w:bCs w:val="false"/>
+                <w:i w:val="false"/>
+                <w:iCs w:val="false"/>
+                <w:color w:val="000000"/>
+                <w:sz w:val="20"/>
+                <w:szCs w:val="20"/>
+              </w:rPr>
+              <w:t xml:space="preserve">Quick Check: Follow Python naming conventions and use constants to write clean, maintainable code?</w:t>
+            </w:r>
+            <w:r>
+              <w:rPr>
+                <w:rFonts w:ascii="Arial" w:cs="Arial" w:eastAsia="Arial" w:hAnsi="Arial"/>
+                <w:sz w:val="20"/>
+                <w:szCs w:val="20"/>
+              </w:rPr>
+              <w:br/>
+              <w:t xml:space="preserve"/>
+            </w:r>
+            <w:r>
+              <w:rPr>
+                <w:rFonts w:ascii="Arial" w:cs="Arial" w:eastAsia="Arial" w:hAnsi="Arial"/>
+                <w:sz w:val="20"/>
+                <w:szCs w:val="20"/>
+              </w:rPr>
+              <w:br/>
+              <w:t xml:space="preserve"/>
+            </w:r>
+            <w:r>
+              <w:rPr>
+                <w:rFonts w:ascii="Arial" w:cs="Arial" w:eastAsia="Arial" w:hAnsi="Arial"/>
+                <w:b w:val="false"/>
+                <w:bCs w:val="false"/>
+                <w:i/>
+                <w:iCs/>
+                <w:color w:val="555555"/>
+                <w:sz w:val="20"/>
+                <w:szCs w:val="20"/>
+              </w:rPr>
+              <w:t xml:space="preserve">→ 3–2–1: Name 3 things learned, 2 new vocab words, 1 question you still have.</w:t>
             </w:r>
           </w:p>
         </w:tc>
@@ -859,19 +1721,6 @@
                 <w:sz w:val="18"/>
                 <w:szCs w:val="18"/>
               </w:rPr>
-              <w:t xml:space="preserve"># Bad naming</w:t>
-            </w:r>
-          </w:p>
-          <w:p>
-            <w:pPr>
-              <w:spacing w:after="20"/>
-            </w:pPr>
-            <w:r>
-              <w:rPr>
-                <w:rFonts w:ascii="Courier New" w:cs="Courier New" w:eastAsia="Courier New" w:hAnsi="Courier New"/>
-                <w:sz w:val="18"/>
-                <w:szCs w:val="18"/>
-              </w:rPr>
               <w:t xml:space="preserve">a = 10</w:t>
             </w:r>
           </w:p>
@@ -924,7 +1773,7 @@
                 <w:sz w:val="18"/>
                 <w:szCs w:val="18"/>
               </w:rPr>
-              <w:t xml:space="preserve"># Good naming</w:t>
+              <w:t xml:space="preserve"> </w:t>
             </w:r>
           </w:p>
           <w:p>
@@ -989,7 +1838,7 @@
                 <w:sz w:val="18"/>
                 <w:szCs w:val="18"/>
               </w:rPr>
-              <w:t xml:space="preserve"># Using constants</w:t>
+              <w:t xml:space="preserve"> </w:t>
             </w:r>
           </w:p>
           <w:p>
@@ -1106,7 +1955,7 @@
                 <w:sz w:val="18"/>
                 <w:szCs w:val="18"/>
               </w:rPr>
-              <w:t xml:space="preserve"># Multiple constants for calculation</w:t>
+              <w:t xml:space="preserve"> </w:t>
             </w:r>
           </w:p>
           <w:p>
@@ -1210,7 +2059,7 @@
                 <w:sz w:val="18"/>
                 <w:szCs w:val="18"/>
               </w:rPr>
-              <w:t xml:space="preserve"># Constants in practical use</w:t>
+              <w:t xml:space="preserve"> </w:t>
             </w:r>
           </w:p>
           <w:p>
@@ -1327,7 +2176,7 @@
                 <w:sz w:val="18"/>
                 <w:szCs w:val="18"/>
               </w:rPr>
-              <w:t xml:space="preserve"># Good variable naming in calculations</w:t>
+              <w:t xml:space="preserve"> </w:t>
             </w:r>
           </w:p>
           <w:p>
@@ -1472,19 +2321,6 @@
                 <w:sz w:val="18"/>
                 <w:szCs w:val="18"/>
               </w:rPr>
-              <w:t xml:space="preserve"># Before</w:t>
-            </w:r>
-          </w:p>
-          <w:p>
-            <w:pPr>
-              <w:spacing w:after="20"/>
-            </w:pPr>
-            <w:r>
-              <w:rPr>
-                <w:rFonts w:ascii="Courier New" w:cs="Courier New" w:eastAsia="Courier New" w:hAnsi="Courier New"/>
-                <w:sz w:val="18"/>
-                <w:szCs w:val="18"/>
-              </w:rPr>
               <w:t xml:space="preserve">a = 100</w:t>
             </w:r>
           </w:p>
@@ -1550,7 +2386,7 @@
                 <w:sz w:val="18"/>
                 <w:szCs w:val="18"/>
               </w:rPr>
-              <w:t xml:space="preserve"># Starter code - rewrite this:</w:t>
+              <w:t xml:space="preserve"> </w:t>
             </w:r>
           </w:p>
           <w:p>
@@ -1617,19 +2453,6 @@
                 <w:sz w:val="18"/>
                 <w:szCs w:val="18"/>
               </w:rPr>
-              <w:t xml:space="preserve"># Problem 1 Example</w:t>
-            </w:r>
-          </w:p>
-          <w:p>
-            <w:pPr>
-              <w:spacing w:after="20"/>
-            </w:pPr>
-            <w:r>
-              <w:rPr>
-                <w:rFonts w:ascii="Courier New" w:cs="Courier New" w:eastAsia="Courier New" w:hAnsi="Courier New"/>
-                <w:sz w:val="18"/>
-                <w:szCs w:val="18"/>
-              </w:rPr>
               <w:t xml:space="preserve">SALES_TAX_RATE = 0.07</w:t>
             </w:r>
           </w:p>
@@ -1695,7 +2518,7 @@
                 <w:sz w:val="18"/>
                 <w:szCs w:val="18"/>
               </w:rPr>
-              <w:t xml:space="preserve"># Problem 2 Example</w:t>
+              <w:t xml:space="preserve"> </w:t>
             </w:r>
           </w:p>
           <w:p>
@@ -1838,7 +2661,7 @@
                 <w:sz w:val="18"/>
                 <w:szCs w:val="18"/>
               </w:rPr>
-              <w:t xml:space="preserve"># Problem 3 Example</w:t>
+              <w:t xml:space="preserve"> </w:t>
             </w:r>
           </w:p>
           <w:p>

--- a/Coding 1 - year/Unit 2 - Variables, Data Types & Expressions/Daily Lesson Plans/Word/Day 36.docx
+++ b/Coding 1 - year/Unit 2 - Variables, Data Types & Expressions/Daily Lesson Plans/Word/Day 36.docx
@@ -380,7 +380,7 @@
                 <w:sz w:val="20"/>
                 <w:szCs w:val="20"/>
               </w:rPr>
-              <w:t xml:space="preserve">    In your own words: Follow Python naming conventions and use constants to write clean, maintainable code?</w:t>
+              <w:t xml:space="preserve">    Think about Constants and Naming Conventions — UPPER_CASE, snake_case. Where might you use this in a real project, and why would it matter?</w:t>
             </w:r>
             <w:r>
               <w:rPr>
@@ -477,7 +477,7 @@
                 <w:sz w:val="20"/>
                 <w:szCs w:val="20"/>
               </w:rPr>
-              <w:t xml:space="preserve">Today's Goal: By the end of class you will be able to follow Python naming conventions and use constants to write clean, maintainable code.</w:t>
+              <w:t xml:space="preserve">Today’s Goal: By the end of class you will be able to follow Python naming conventions and use constants to write clean, maintainable code.</w:t>
             </w:r>
             <w:r>
               <w:rPr>
@@ -1366,7 +1366,7 @@
                 <w:sz w:val="20"/>
                 <w:szCs w:val="20"/>
               </w:rPr>
-              <w:t xml:space="preserve">Quick Check: Follow Python naming conventions and use constants to write clean, maintainable code?</w:t>
+              <w:t xml:space="preserve">What is one important thing you learned about Constants and Naming Conventions — UPPER_CASE, snake_case today? How would you explain it to someone?</w:t>
             </w:r>
             <w:r>
               <w:rPr>

--- a/Coding 1 - year/Unit 2 - Variables, Data Types & Expressions/Daily Lesson Plans/Word/Day 36.docx
+++ b/Coding 1 - year/Unit 2 - Variables, Data Types & Expressions/Daily Lesson Plans/Word/Day 36.docx
@@ -728,7 +728,7 @@
                 <w:sz w:val="20"/>
                 <w:szCs w:val="20"/>
               </w:rPr>
-              <w:t xml:space="preserve">    • Use descriptive names: score not s, employee_salary not es</w:t>
+              <w:t xml:space="preserve">    • They make numbers meaningful: SALES_TAX = 0.07 is clearer than just using 0.07</w:t>
             </w:r>
             <w:r>
               <w:rPr>
@@ -750,7 +750,7 @@
                 <w:sz w:val="20"/>
                 <w:szCs w:val="20"/>
               </w:rPr>
-              <w:t xml:space="preserve">    • Use lowercase for variables: temperature, user_input</w:t>
+              <w:t xml:space="preserve">    • You only change them in one place if the value updates</w:t>
             </w:r>
             <w:r>
               <w:rPr>
@@ -772,7 +772,7 @@
                 <w:sz w:val="20"/>
                 <w:szCs w:val="20"/>
               </w:rPr>
-              <w:t xml:space="preserve">    • Use UPPER_CASE for constants: FREEZING_POINT = 32, SPEED_OF_LIGHT = 299792458</w:t>
+              <w:t xml:space="preserve">    • They improve code readability</w:t>
             </w:r>
             <w:r>
               <w:rPr>
@@ -794,7 +794,7 @@
                 <w:sz w:val="20"/>
                 <w:szCs w:val="20"/>
               </w:rPr>
-              <w:t xml:space="preserve">    • Avoid single-letter variables except in loops (even then, descriptive is better)</w:t>
+              <w:t xml:space="preserve">    • They're easier to find and understand</w:t>
             </w:r>
             <w:r>
               <w:rPr>
@@ -816,7 +816,73 @@
                 <w:sz w:val="20"/>
                 <w:szCs w:val="20"/>
               </w:rPr>
-              <w:t xml:space="preserve">    • Don't use reserved words: for, if, while, print (these are keywords)</w:t>
+              <w:t xml:space="preserve">    • Use descriptive names: score not s, employee_salary not es</w:t>
+            </w:r>
+            <w:r>
+              <w:rPr>
+                <w:rFonts w:ascii="Arial" w:cs="Arial" w:eastAsia="Arial" w:hAnsi="Arial"/>
+                <w:sz w:val="20"/>
+                <w:szCs w:val="20"/>
+              </w:rPr>
+              <w:br/>
+              <w:t xml:space="preserve"/>
+            </w:r>
+            <w:r>
+              <w:rPr>
+                <w:rFonts w:ascii="Arial" w:cs="Arial" w:eastAsia="Arial" w:hAnsi="Arial"/>
+                <w:b w:val="false"/>
+                <w:bCs w:val="false"/>
+                <w:i w:val="false"/>
+                <w:iCs w:val="false"/>
+                <w:color w:val="000000"/>
+                <w:sz w:val="20"/>
+                <w:szCs w:val="20"/>
+              </w:rPr>
+              <w:t xml:space="preserve">    • Use lowercase for variables: temperature, user_input</w:t>
+            </w:r>
+            <w:r>
+              <w:rPr>
+                <w:rFonts w:ascii="Arial" w:cs="Arial" w:eastAsia="Arial" w:hAnsi="Arial"/>
+                <w:sz w:val="20"/>
+                <w:szCs w:val="20"/>
+              </w:rPr>
+              <w:br/>
+              <w:t xml:space="preserve"/>
+            </w:r>
+            <w:r>
+              <w:rPr>
+                <w:rFonts w:ascii="Arial" w:cs="Arial" w:eastAsia="Arial" w:hAnsi="Arial"/>
+                <w:b w:val="false"/>
+                <w:bCs w:val="false"/>
+                <w:i w:val="false"/>
+                <w:iCs w:val="false"/>
+                <w:color w:val="000000"/>
+                <w:sz w:val="20"/>
+                <w:szCs w:val="20"/>
+              </w:rPr>
+              <w:t xml:space="preserve">    • Use UPPER_CASE for constants: FREEZING_POINT = 32, SPEED_OF_LIGHT = 299792458</w:t>
+            </w:r>
+            <w:r>
+              <w:rPr>
+                <w:rFonts w:ascii="Arial" w:cs="Arial" w:eastAsia="Arial" w:hAnsi="Arial"/>
+                <w:sz w:val="20"/>
+                <w:szCs w:val="20"/>
+              </w:rPr>
+              <w:br/>
+              <w:t xml:space="preserve"/>
+            </w:r>
+            <w:r>
+              <w:rPr>
+                <w:rFonts w:ascii="Arial" w:cs="Arial" w:eastAsia="Arial" w:hAnsi="Arial"/>
+                <w:b w:val="false"/>
+                <w:bCs w:val="false"/>
+                <w:i w:val="false"/>
+                <w:iCs w:val="false"/>
+                <w:color w:val="000000"/>
+                <w:sz w:val="20"/>
+                <w:szCs w:val="20"/>
+              </w:rPr>
+              <w:t xml:space="preserve">    • Avoid single-letter variables except in loops (even then, descriptive is better)</w:t>
             </w:r>
             <w:r>
               <w:rPr>
